--- a/LamDuCuong_DH52200423.docx
+++ b/LamDuCuong_DH52200423.docx
@@ -201,13 +201,7 @@
         <w:rPr>
           <w:rFonts w:ascii="Times New Roman" w:hAnsi="Times New Roman" w:cs="Times New Roman"/>
         </w:rPr>
-        <w:t xml:space="preserve">Các thay đổi của bạn sẽ được lưu vào </w:t>
-      </w:r>
-      <w:r>
-        <w:rPr>
-          <w:rFonts w:ascii="Times New Roman" w:hAnsi="Times New Roman" w:cs="Times New Roman"/>
-        </w:rPr>
-        <w:t>một “ngăn xếp” (stash)</w:t>
+        <w:t>Các thay đổi của bạn sẽ được lưu vào một “ngăn xếp” (stash)</w:t>
       </w:r>
     </w:p>
     <w:p>
@@ -244,6 +238,174 @@
       </w:pPr>
       <w:r>
         <w:rPr>
+          <w:noProof/>
+        </w:rPr>
+        <w:drawing>
+          <wp:inline distT="0" distB="0" distL="0" distR="0" wp14:anchorId="554F2F49" wp14:editId="59D5EFB7">
+            <wp:extent cx="4533900" cy="533400"/>
+            <wp:effectExtent l="0" t="0" r="0" b="0"/>
+            <wp:docPr id="1988227761" name="Picture 1" descr="A black background with white text&#10;&#10;Description automatically generated"/>
+            <wp:cNvGraphicFramePr>
+              <a:graphicFrameLocks xmlns:a="http://schemas.openxmlformats.org/drawingml/2006/main" noChangeAspect="1"/>
+            </wp:cNvGraphicFramePr>
+            <a:graphic xmlns:a="http://schemas.openxmlformats.org/drawingml/2006/main">
+              <a:graphicData uri="http://schemas.openxmlformats.org/drawingml/2006/picture">
+                <pic:pic xmlns:pic="http://schemas.openxmlformats.org/drawingml/2006/picture">
+                  <pic:nvPicPr>
+                    <pic:cNvPr id="1988227761" name="Picture 1" descr="A black background with white text&#10;&#10;Description automatically generated"/>
+                    <pic:cNvPicPr/>
+                  </pic:nvPicPr>
+                  <pic:blipFill>
+                    <a:blip r:embed="rId4"/>
+                    <a:stretch>
+                      <a:fillRect/>
+                    </a:stretch>
+                  </pic:blipFill>
+                  <pic:spPr>
+                    <a:xfrm>
+                      <a:off x="0" y="0"/>
+                      <a:ext cx="4533900" cy="533400"/>
+                    </a:xfrm>
+                    <a:prstGeom prst="rect">
+                      <a:avLst/>
+                    </a:prstGeom>
+                  </pic:spPr>
+                </pic:pic>
+              </a:graphicData>
+            </a:graphic>
+          </wp:inline>
+        </w:drawing>
+      </w:r>
+    </w:p>
+    <w:p>
+      <w:pPr>
+        <w:rPr>
+          <w:rFonts w:ascii="Times New Roman" w:hAnsi="Times New Roman" w:cs="Times New Roman"/>
+        </w:rPr>
+      </w:pPr>
+      <w:r>
+        <w:rPr>
+          <w:rFonts w:ascii="Times New Roman" w:hAnsi="Times New Roman" w:cs="Times New Roman"/>
+        </w:rPr>
+        <w:t>git stash list: Xem danh sách các stash đã lưu.</w:t>
+      </w:r>
+    </w:p>
+    <w:p>
+      <w:pPr>
+        <w:rPr>
+          <w:rFonts w:ascii="Times New Roman" w:hAnsi="Times New Roman" w:cs="Times New Roman"/>
+        </w:rPr>
+      </w:pPr>
+      <w:r>
+        <w:rPr>
+          <w:noProof/>
+        </w:rPr>
+        <w:drawing>
+          <wp:inline distT="0" distB="0" distL="0" distR="0" wp14:anchorId="1FB9C3FA" wp14:editId="34A00E1C">
+            <wp:extent cx="4124325" cy="485775"/>
+            <wp:effectExtent l="0" t="0" r="9525" b="9525"/>
+            <wp:docPr id="1697550215" name="Picture 1" descr="A black background with white text&#10;&#10;Description automatically generated"/>
+            <wp:cNvGraphicFramePr>
+              <a:graphicFrameLocks xmlns:a="http://schemas.openxmlformats.org/drawingml/2006/main" noChangeAspect="1"/>
+            </wp:cNvGraphicFramePr>
+            <a:graphic xmlns:a="http://schemas.openxmlformats.org/drawingml/2006/main">
+              <a:graphicData uri="http://schemas.openxmlformats.org/drawingml/2006/picture">
+                <pic:pic xmlns:pic="http://schemas.openxmlformats.org/drawingml/2006/picture">
+                  <pic:nvPicPr>
+                    <pic:cNvPr id="1697550215" name="Picture 1" descr="A black background with white text&#10;&#10;Description automatically generated"/>
+                    <pic:cNvPicPr/>
+                  </pic:nvPicPr>
+                  <pic:blipFill>
+                    <a:blip r:embed="rId5"/>
+                    <a:stretch>
+                      <a:fillRect/>
+                    </a:stretch>
+                  </pic:blipFill>
+                  <pic:spPr>
+                    <a:xfrm>
+                      <a:off x="0" y="0"/>
+                      <a:ext cx="4124325" cy="485775"/>
+                    </a:xfrm>
+                    <a:prstGeom prst="rect">
+                      <a:avLst/>
+                    </a:prstGeom>
+                  </pic:spPr>
+                </pic:pic>
+              </a:graphicData>
+            </a:graphic>
+          </wp:inline>
+        </w:drawing>
+      </w:r>
+    </w:p>
+    <w:p>
+      <w:pPr>
+        <w:rPr>
+          <w:rFonts w:ascii="Times New Roman" w:hAnsi="Times New Roman" w:cs="Times New Roman"/>
+        </w:rPr>
+      </w:pPr>
+      <w:r>
+        <w:rPr>
+          <w:rFonts w:ascii="Times New Roman" w:hAnsi="Times New Roman" w:cs="Times New Roman"/>
+        </w:rPr>
+        <w:t xml:space="preserve">git stash apply: tương tự pop, nhưng stash vẫn được giữ lại trong danh sách </w:t>
+      </w:r>
+    </w:p>
+    <w:p>
+      <w:pPr>
+        <w:rPr>
+          <w:rFonts w:ascii="Times New Roman" w:hAnsi="Times New Roman" w:cs="Times New Roman"/>
+        </w:rPr>
+      </w:pPr>
+      <w:r>
+        <w:rPr>
+          <w:noProof/>
+        </w:rPr>
+        <w:lastRenderedPageBreak/>
+        <w:drawing>
+          <wp:inline distT="0" distB="0" distL="0" distR="0" wp14:anchorId="3334848B" wp14:editId="00CD9D18">
+            <wp:extent cx="4457700" cy="1266825"/>
+            <wp:effectExtent l="0" t="0" r="0" b="9525"/>
+            <wp:docPr id="1366033505" name="Picture 1" descr="A screen shot of a computer code&#10;&#10;Description automatically generated"/>
+            <wp:cNvGraphicFramePr>
+              <a:graphicFrameLocks xmlns:a="http://schemas.openxmlformats.org/drawingml/2006/main" noChangeAspect="1"/>
+            </wp:cNvGraphicFramePr>
+            <a:graphic xmlns:a="http://schemas.openxmlformats.org/drawingml/2006/main">
+              <a:graphicData uri="http://schemas.openxmlformats.org/drawingml/2006/picture">
+                <pic:pic xmlns:pic="http://schemas.openxmlformats.org/drawingml/2006/picture">
+                  <pic:nvPicPr>
+                    <pic:cNvPr id="1366033505" name="Picture 1" descr="A screen shot of a computer code&#10;&#10;Description automatically generated"/>
+                    <pic:cNvPicPr/>
+                  </pic:nvPicPr>
+                  <pic:blipFill>
+                    <a:blip r:embed="rId6"/>
+                    <a:stretch>
+                      <a:fillRect/>
+                    </a:stretch>
+                  </pic:blipFill>
+                  <pic:spPr>
+                    <a:xfrm>
+                      <a:off x="0" y="0"/>
+                      <a:ext cx="4457700" cy="1266825"/>
+                    </a:xfrm>
+                    <a:prstGeom prst="rect">
+                      <a:avLst/>
+                    </a:prstGeom>
+                  </pic:spPr>
+                </pic:pic>
+              </a:graphicData>
+            </a:graphic>
+          </wp:inline>
+        </w:drawing>
+      </w:r>
+    </w:p>
+    <w:p>
+      <w:pPr>
+        <w:rPr>
+          <w:rFonts w:ascii="Times New Roman" w:hAnsi="Times New Roman" w:cs="Times New Roman"/>
+        </w:rPr>
+      </w:pPr>
+      <w:r>
+        <w:rPr>
           <w:rFonts w:ascii="Times New Roman" w:hAnsi="Times New Roman" w:cs="Times New Roman"/>
         </w:rPr>
         <w:t>git stash: Cách văn tắt của git stash save (không có tin nhắn).</w:t>
@@ -257,9 +419,43 @@
       </w:pPr>
       <w:r>
         <w:rPr>
-          <w:rFonts w:ascii="Times New Roman" w:hAnsi="Times New Roman" w:cs="Times New Roman"/>
-        </w:rPr>
-        <w:t>git stash list: Xem danh sách các stash đã lưu.</w:t>
+          <w:noProof/>
+        </w:rPr>
+        <w:drawing>
+          <wp:inline distT="0" distB="0" distL="0" distR="0" wp14:anchorId="1A14CF4C" wp14:editId="2B61595F">
+            <wp:extent cx="5210175" cy="1095375"/>
+            <wp:effectExtent l="0" t="0" r="9525" b="9525"/>
+            <wp:docPr id="625654198" name="Picture 1" descr="A screenshot of a computer code&#10;&#10;Description automatically generated"/>
+            <wp:cNvGraphicFramePr>
+              <a:graphicFrameLocks xmlns:a="http://schemas.openxmlformats.org/drawingml/2006/main" noChangeAspect="1"/>
+            </wp:cNvGraphicFramePr>
+            <a:graphic xmlns:a="http://schemas.openxmlformats.org/drawingml/2006/main">
+              <a:graphicData uri="http://schemas.openxmlformats.org/drawingml/2006/picture">
+                <pic:pic xmlns:pic="http://schemas.openxmlformats.org/drawingml/2006/picture">
+                  <pic:nvPicPr>
+                    <pic:cNvPr id="625654198" name="Picture 1" descr="A screenshot of a computer code&#10;&#10;Description automatically generated"/>
+                    <pic:cNvPicPr/>
+                  </pic:nvPicPr>
+                  <pic:blipFill>
+                    <a:blip r:embed="rId7"/>
+                    <a:stretch>
+                      <a:fillRect/>
+                    </a:stretch>
+                  </pic:blipFill>
+                  <pic:spPr>
+                    <a:xfrm>
+                      <a:off x="0" y="0"/>
+                      <a:ext cx="5210175" cy="1095375"/>
+                    </a:xfrm>
+                    <a:prstGeom prst="rect">
+                      <a:avLst/>
+                    </a:prstGeom>
+                  </pic:spPr>
+                </pic:pic>
+              </a:graphicData>
+            </a:graphic>
+          </wp:inline>
+        </w:drawing>
       </w:r>
     </w:p>
     <w:p>
@@ -283,9 +479,90 @@
       </w:pPr>
       <w:r>
         <w:rPr>
-          <w:rFonts w:ascii="Times New Roman" w:hAnsi="Times New Roman" w:cs="Times New Roman"/>
-        </w:rPr>
-        <w:t xml:space="preserve">git stash apply: tương tự pop, nhưng stash vẫn được giữ lại trong danh sách </w:t>
+          <w:noProof/>
+        </w:rPr>
+        <w:drawing>
+          <wp:inline distT="0" distB="0" distL="0" distR="0" wp14:anchorId="0B980069" wp14:editId="61548533">
+            <wp:extent cx="5591175" cy="2124075"/>
+            <wp:effectExtent l="0" t="0" r="9525" b="9525"/>
+            <wp:docPr id="1941303298" name="Picture 1" descr="A computer screen with white text&#10;&#10;Description automatically generated"/>
+            <wp:cNvGraphicFramePr>
+              <a:graphicFrameLocks xmlns:a="http://schemas.openxmlformats.org/drawingml/2006/main" noChangeAspect="1"/>
+            </wp:cNvGraphicFramePr>
+            <a:graphic xmlns:a="http://schemas.openxmlformats.org/drawingml/2006/main">
+              <a:graphicData uri="http://schemas.openxmlformats.org/drawingml/2006/picture">
+                <pic:pic xmlns:pic="http://schemas.openxmlformats.org/drawingml/2006/picture">
+                  <pic:nvPicPr>
+                    <pic:cNvPr id="1941303298" name="Picture 1" descr="A computer screen with white text&#10;&#10;Description automatically generated"/>
+                    <pic:cNvPicPr/>
+                  </pic:nvPicPr>
+                  <pic:blipFill>
+                    <a:blip r:embed="rId8"/>
+                    <a:stretch>
+                      <a:fillRect/>
+                    </a:stretch>
+                  </pic:blipFill>
+                  <pic:spPr>
+                    <a:xfrm>
+                      <a:off x="0" y="0"/>
+                      <a:ext cx="5591175" cy="2124075"/>
+                    </a:xfrm>
+                    <a:prstGeom prst="rect">
+                      <a:avLst/>
+                    </a:prstGeom>
+                  </pic:spPr>
+                </pic:pic>
+              </a:graphicData>
+            </a:graphic>
+          </wp:inline>
+        </w:drawing>
+      </w:r>
+    </w:p>
+    <w:p>
+      <w:pPr>
+        <w:rPr>
+          <w:rFonts w:ascii="Times New Roman" w:hAnsi="Times New Roman" w:cs="Times New Roman"/>
+        </w:rPr>
+      </w:pPr>
+      <w:r>
+        <w:rPr>
+          <w:noProof/>
+        </w:rPr>
+        <w:drawing>
+          <wp:inline distT="0" distB="0" distL="0" distR="0" wp14:anchorId="0286D331" wp14:editId="0960B43A">
+            <wp:extent cx="3971925" cy="504825"/>
+            <wp:effectExtent l="0" t="0" r="9525" b="9525"/>
+            <wp:docPr id="1341199886" name="Picture 1" descr="A black background with white text&#10;&#10;Description automatically generated"/>
+            <wp:cNvGraphicFramePr>
+              <a:graphicFrameLocks xmlns:a="http://schemas.openxmlformats.org/drawingml/2006/main" noChangeAspect="1"/>
+            </wp:cNvGraphicFramePr>
+            <a:graphic xmlns:a="http://schemas.openxmlformats.org/drawingml/2006/main">
+              <a:graphicData uri="http://schemas.openxmlformats.org/drawingml/2006/picture">
+                <pic:pic xmlns:pic="http://schemas.openxmlformats.org/drawingml/2006/picture">
+                  <pic:nvPicPr>
+                    <pic:cNvPr id="1341199886" name="Picture 1" descr="A black background with white text&#10;&#10;Description automatically generated"/>
+                    <pic:cNvPicPr/>
+                  </pic:nvPicPr>
+                  <pic:blipFill>
+                    <a:blip r:embed="rId9"/>
+                    <a:stretch>
+                      <a:fillRect/>
+                    </a:stretch>
+                  </pic:blipFill>
+                  <pic:spPr>
+                    <a:xfrm>
+                      <a:off x="0" y="0"/>
+                      <a:ext cx="3971925" cy="504825"/>
+                    </a:xfrm>
+                    <a:prstGeom prst="rect">
+                      <a:avLst/>
+                    </a:prstGeom>
+                  </pic:spPr>
+                </pic:pic>
+              </a:graphicData>
+            </a:graphic>
+          </wp:inline>
+        </w:drawing>
       </w:r>
     </w:p>
     <w:p>
